--- a/por/docx/015.content.docx
+++ b/por/docx/015.content.docx
@@ -19,7 +19,7 @@
         <w:rPr>
           <w:lang w:val="pt_PT" w:bidi="pt_PT"/>
         </w:rPr>
-        <w:t>Resource: Dicionário Bíblico (Tyndale)</w:t>
+        <w:t>Resource: Tyndale Open Bible Dictionary</w:t>
       </w:r>
       <w:r>
         <w:rPr>
@@ -112,7 +112,7 @@
         <w:rPr>
           <w:lang w:val="pt_PT" w:bidi="pt_PT"/>
         </w:rPr>
-        <w:t>Dicionário Bíblico (Tyndale)</w:t>
+        <w:t>Tyndale Open Bible Dictionary</w:t>
       </w:r>
     </w:p>
     <w:p>

--- a/por/docx/015.content.docx
+++ b/por/docx/015.content.docx
@@ -7592,6 +7592,139 @@
           <w:lang w:val="pt_PT" w:bidi="pt_PT"/>
         </w:rPr>
         <w:t>Regeneração</w:t>
+      </w:r>
+      <w:r>
+        <w:rPr>
+          <w:lang w:val="pt_PT" w:bidi="pt_PT"/>
+        </w:rPr>
+        <w:t>.</w:t>
+      </w:r>
+      <w:r>
+        <w:rPr>
+          <w:lang w:val="pt_PT" w:bidi="pt_PT"/>
+        </w:rPr>
+      </w:r>
+      <w:r>
+        <w:rPr>
+          <w:lang w:val="pt_PT" w:bidi="pt_PT"/>
+        </w:rPr>
+      </w:r>
+    </w:p>
+    <w:p>
+      <w:pPr/>
+      <w:r>
+        <w:rPr>
+          <w:lang w:val="pt_PT" w:bidi="pt_PT"/>
+        </w:rPr>
+      </w:r>
+    </w:p>
+    <w:p>
+      <w:pPr>
+        <w:pStyle w:val="Heading2"/>
+      </w:pPr>
+      <w:r>
+        <w:rPr>
+          <w:lang w:val="pt_PT" w:bidi="pt_PT"/>
+        </w:rPr>
+        <w:t>Nascimento de Maria</w:t>
+      </w:r>
+      <w:r>
+        <w:rPr>
+          <w:lang w:val="pt_PT" w:bidi="pt_PT"/>
+        </w:rPr>
+      </w:r>
+    </w:p>
+    <w:p>
+      <w:pPr/>
+      <w:r>
+        <w:rPr>
+          <w:lang w:val="pt_PT" w:bidi="pt_PT"/>
+        </w:rPr>
+      </w:r>
+      <w:r>
+        <w:rPr>
+          <w:lang w:val="pt_PT" w:bidi="pt_PT"/>
+        </w:rPr>
+        <w:t>Este foi um escrito gnóstico antigo que não existe mais. Um bispo do quarto século chamado Epifânio o descreveu dizendo: “Os gnósticos têm um livro que chamam de Nascimento (ou Descida) de Maria, no qual há coisas horríveis e mortais”.</w:t>
+      </w:r>
+    </w:p>
+    <w:p>
+      <w:pPr/>
+      <w:r>
+        <w:rPr>
+          <w:lang w:val="pt_PT" w:bidi="pt_PT"/>
+        </w:rPr>
+      </w:r>
+      <w:r>
+        <w:rPr>
+          <w:lang w:val="pt_PT" w:bidi="pt_PT"/>
+        </w:rPr>
+        <w:t>Segundo Epifânio, o livro afirmava revelar o que Zacarias, o pai de João Batista, viu no templo. Alegava que Zacarias viu o deus judeu na forma de um burro. Naquela época, pessoas que criticavam judeus e cristãos frequentemente zombavam deles, dizendo que adoravam um deus burro.</w:t>
+      </w:r>
+    </w:p>
+    <w:p>
+      <w:pPr/>
+      <w:r>
+        <w:rPr>
+          <w:lang w:val="pt_PT" w:bidi="pt_PT"/>
+        </w:rPr>
+      </w:r>
+      <w:r>
+        <w:rPr>
+          <w:lang w:val="pt_PT" w:bidi="pt_PT"/>
+        </w:rPr>
+        <w:t>Este trabalho desrespeita Deus e difere do Evangelho do nascimento de Maria. O Evangelho do nascimento de Maria narra o nascimento de Maria, sua vida inicial e casamento com José. É uma história lendária, mas não é considerada prejudicial.</w:t>
+      </w:r>
+    </w:p>
+    <w:p>
+      <w:pPr/>
+      <w:r>
+        <w:rPr>
+          <w:lang w:val="pt_PT" w:bidi="pt_PT"/>
+        </w:rPr>
+      </w:r>
+      <w:r>
+        <w:rPr>
+          <w:i/>
+          <w:lang w:val="pt_PT" w:bidi="pt_PT"/>
+        </w:rPr>
+        <w:t>Veja também</w:t>
+      </w:r>
+      <w:r>
+        <w:rPr>
+          <w:lang w:val="pt_PT" w:bidi="pt_PT"/>
+        </w:rPr>
+        <w:t xml:space="preserve"> </w:t>
+      </w:r>
+      <w:r>
+        <w:rPr>
+          <w:lang w:val="pt_PT" w:bidi="pt_PT"/>
+        </w:rPr>
+        <w:t>Apócrifos</w:t>
+      </w:r>
+      <w:r>
+        <w:rPr>
+          <w:lang w:val="pt_PT" w:bidi="pt_PT"/>
+        </w:rPr>
+        <w:t xml:space="preserve">; </w:t>
+      </w:r>
+      <w:r>
+        <w:rPr>
+          <w:lang w:val="pt_PT" w:bidi="pt_PT"/>
+        </w:rPr>
+        <w:t>Evangelho do nascimento de Maria</w:t>
+      </w:r>
+      <w:r>
+        <w:rPr>
+          <w:lang w:val="pt_PT" w:bidi="pt_PT"/>
+        </w:rPr>
+        <w:t xml:space="preserve">; </w:t>
+      </w:r>
+      <w:r>
+        <w:rPr>
+          <w:lang w:val="pt_PT" w:bidi="pt_PT"/>
+        </w:rPr>
+        <w:t>Maria</w:t>
       </w:r>
       <w:r>
         <w:rPr>

--- a/por/docx/015.content.docx
+++ b/por/docx/015.content.docx
@@ -19,7 +19,7 @@
         <w:rPr>
           <w:lang w:val="pt_PT" w:bidi="pt_PT"/>
         </w:rPr>
-        <w:t>Resource: Tyndale Open Bible Dictionary</w:t>
+        <w:t>Resource: Aquifer Open Bible Dictionary</w:t>
       </w:r>
       <w:r>
         <w:rPr>
@@ -112,7 +112,7 @@
         <w:rPr>
           <w:lang w:val="pt_PT" w:bidi="pt_PT"/>
         </w:rPr>
-        <w:t>Tyndale Open Bible Dictionary</w:t>
+        <w:t>Aquifer Open Bible Dictionary</w:t>
       </w:r>
     </w:p>
     <w:p>
